--- a/Documentacion/Modelos.docx
+++ b/Documentacion/Modelos.docx
@@ -395,18 +395,25 @@
           <w:sz w:val="22"/>
           <w:szCs w:val="22"/>
         </w:rPr>
-        <w:t>Eventos recurrentes (</w:t>
-      </w:r>
-      <w:proofErr w:type="spellStart"/>
-      <w:r>
-        <w:rPr>
-          <w:rFonts w:ascii="Arial" w:hAnsi="Arial" w:cs="Arial"/>
-          <w:sz w:val="22"/>
-          <w:szCs w:val="22"/>
-        </w:rPr>
-        <w:t>series_eventos</w:t>
-      </w:r>
-      <w:proofErr w:type="spellEnd"/>
+        <w:t xml:space="preserve">Disponibilidad de Usuarios y Gestión de Tiempos </w:t>
+      </w:r>
+      <w:r>
+        <w:rPr>
+          <w:rFonts w:ascii="Arial" w:hAnsi="Arial" w:cs="Arial"/>
+          <w:sz w:val="22"/>
+          <w:szCs w:val="22"/>
+        </w:rPr>
+        <w:t>(</w:t>
+      </w:r>
+      <w:r>
+        <w:rPr>
+          <w:rFonts w:ascii="Arial" w:hAnsi="Arial" w:cs="Arial"/>
+          <w:color w:val="000000"/>
+          <w:sz w:val="22"/>
+          <w:szCs w:val="22"/>
+        </w:rPr>
+        <w:t>disponibilidades</w:t>
+      </w:r>
       <w:r>
         <w:rPr>
           <w:rFonts w:ascii="Arial" w:hAnsi="Arial" w:cs="Arial"/>
@@ -421,7 +428,31 @@
           <w:sz w:val="22"/>
           <w:szCs w:val="22"/>
         </w:rPr>
-        <w:t xml:space="preserve"> gestiona los eventos y su periodicidad, agrupándolos para su mejor manejo.</w:t>
+        <w:t xml:space="preserve"> gestiona los </w:t>
+      </w:r>
+      <w:r>
+        <w:rPr>
+          <w:rFonts w:ascii="Arial" w:hAnsi="Arial" w:cs="Arial"/>
+          <w:sz w:val="22"/>
+          <w:szCs w:val="22"/>
+        </w:rPr>
+        <w:t>horarios</w:t>
+      </w:r>
+      <w:r>
+        <w:rPr>
+          <w:rFonts w:ascii="Arial" w:hAnsi="Arial" w:cs="Arial"/>
+          <w:sz w:val="22"/>
+          <w:szCs w:val="22"/>
+        </w:rPr>
+        <w:t xml:space="preserve"> </w:t>
+      </w:r>
+      <w:r>
+        <w:rPr>
+          <w:rFonts w:ascii="Arial" w:hAnsi="Arial" w:cs="Arial"/>
+          <w:sz w:val="22"/>
+          <w:szCs w:val="22"/>
+        </w:rPr>
+        <w:t>de ocupación para conocer la disponibilidad de los usuarios.</w:t>
       </w:r>
     </w:p>
     <w:tbl>
@@ -482,17 +513,17 @@
                 <w:sz w:val="22"/>
                 <w:szCs w:val="22"/>
               </w:rPr>
-              <w:t>id_serie</w:t>
+              <w:t>id_</w:t>
+            </w:r>
+            <w:r>
+              <w:rPr>
+                <w:rFonts w:ascii="Arial" w:hAnsi="Arial" w:cs="Arial"/>
+                <w:sz w:val="22"/>
+                <w:szCs w:val="22"/>
+              </w:rPr>
+              <w:t>disponibilidad</w:t>
             </w:r>
             <w:proofErr w:type="spellEnd"/>
-            <w:r>
-              <w:rPr>
-                <w:rFonts w:ascii="Arial" w:hAnsi="Arial" w:cs="Arial"/>
-                <w:sz w:val="22"/>
-                <w:szCs w:val="22"/>
-              </w:rPr>
-              <w:t xml:space="preserve"> (PK)</w:t>
-            </w:r>
           </w:p>
         </w:tc>
         <w:tc>
@@ -532,15 +563,23 @@
                 <w:sz w:val="22"/>
                 <w:szCs w:val="22"/>
               </w:rPr>
-              <w:t xml:space="preserve"> de la </w:t>
-            </w:r>
-            <w:r>
-              <w:rPr>
-                <w:rFonts w:ascii="Arial" w:hAnsi="Arial" w:cs="Arial"/>
-                <w:sz w:val="22"/>
-                <w:szCs w:val="22"/>
-              </w:rPr>
-              <w:t>serie.</w:t>
+              <w:t xml:space="preserve"> de </w:t>
+            </w:r>
+            <w:r>
+              <w:rPr>
+                <w:rFonts w:ascii="Arial" w:hAnsi="Arial" w:cs="Arial"/>
+                <w:sz w:val="22"/>
+                <w:szCs w:val="22"/>
+              </w:rPr>
+              <w:t>la disponibilidad</w:t>
+            </w:r>
+            <w:r>
+              <w:rPr>
+                <w:rFonts w:ascii="Arial" w:hAnsi="Arial" w:cs="Arial"/>
+                <w:sz w:val="22"/>
+                <w:szCs w:val="22"/>
+              </w:rPr>
+              <w:t>.</w:t>
             </w:r>
           </w:p>
         </w:tc>
@@ -565,7 +604,7 @@
                 <w:sz w:val="22"/>
                 <w:szCs w:val="22"/>
               </w:rPr>
-              <w:t>periodicidad</w:t>
+              <w:t>estado</w:t>
             </w:r>
           </w:p>
         </w:tc>
@@ -588,7 +627,7 @@
                 <w:sz w:val="22"/>
                 <w:szCs w:val="22"/>
               </w:rPr>
-              <w:t>Mensual, Semanal, Diario o X días.</w:t>
+              <w:t>Disponibilidad específica en la que se encuentra.</w:t>
             </w:r>
           </w:p>
         </w:tc>
@@ -717,15 +756,25 @@
           <w:sz w:val="22"/>
           <w:szCs w:val="22"/>
         </w:rPr>
-        <w:t>Tareas asociadas a eventos (tareas):</w:t>
-      </w:r>
-      <w:r>
-        <w:rPr>
-          <w:rFonts w:ascii="Arial" w:hAnsi="Arial" w:cs="Arial"/>
-          <w:sz w:val="22"/>
-          <w:szCs w:val="22"/>
-        </w:rPr>
-        <w:t xml:space="preserve"> los eventos pueden tener distintas tareas que deben realizarse durante su duración.</w:t>
+        <w:t>Manejo de disponibilidades (</w:t>
+      </w:r>
+      <w:proofErr w:type="spellStart"/>
+      <w:r>
+        <w:rPr>
+          <w:rFonts w:ascii="Arial" w:hAnsi="Arial" w:cs="Arial"/>
+          <w:sz w:val="22"/>
+          <w:szCs w:val="22"/>
+        </w:rPr>
+        <w:t>tipos_disponibilidad</w:t>
+      </w:r>
+      <w:proofErr w:type="spellEnd"/>
+      <w:r>
+        <w:rPr>
+          <w:rFonts w:ascii="Arial" w:hAnsi="Arial" w:cs="Arial"/>
+          <w:sz w:val="22"/>
+          <w:szCs w:val="22"/>
+        </w:rPr>
+        <w:t xml:space="preserve">): administra los distintos tipos de estados de disponibilidad que existen en el sistema. </w:t>
       </w:r>
     </w:p>
     <w:tbl>
@@ -786,17 +835,17 @@
                 <w:sz w:val="22"/>
                 <w:szCs w:val="22"/>
               </w:rPr>
-              <w:t>id_tarea</w:t>
+              <w:t>id_</w:t>
+            </w:r>
+            <w:r>
+              <w:rPr>
+                <w:rFonts w:ascii="Arial" w:hAnsi="Arial" w:cs="Arial"/>
+                <w:sz w:val="22"/>
+                <w:szCs w:val="22"/>
+              </w:rPr>
+              <w:t>tipo</w:t>
             </w:r>
             <w:proofErr w:type="spellEnd"/>
-            <w:r>
-              <w:rPr>
-                <w:rFonts w:ascii="Arial" w:hAnsi="Arial" w:cs="Arial"/>
-                <w:sz w:val="22"/>
-                <w:szCs w:val="22"/>
-              </w:rPr>
-              <w:t xml:space="preserve"> (PK)</w:t>
-            </w:r>
           </w:p>
         </w:tc>
         <w:tc>
@@ -836,15 +885,47 @@
                 <w:sz w:val="22"/>
                 <w:szCs w:val="22"/>
               </w:rPr>
-              <w:t xml:space="preserve"> de la </w:t>
-            </w:r>
-            <w:r>
-              <w:rPr>
-                <w:rFonts w:ascii="Arial" w:hAnsi="Arial" w:cs="Arial"/>
-                <w:sz w:val="22"/>
-                <w:szCs w:val="22"/>
-              </w:rPr>
-              <w:t>tarea.</w:t>
+              <w:t xml:space="preserve"> de </w:t>
+            </w:r>
+            <w:r>
+              <w:rPr>
+                <w:rFonts w:ascii="Arial" w:hAnsi="Arial" w:cs="Arial"/>
+                <w:sz w:val="22"/>
+                <w:szCs w:val="22"/>
+              </w:rPr>
+              <w:t>la</w:t>
+            </w:r>
+            <w:r>
+              <w:rPr>
+                <w:rFonts w:ascii="Arial" w:hAnsi="Arial" w:cs="Arial"/>
+                <w:sz w:val="22"/>
+                <w:szCs w:val="22"/>
+              </w:rPr>
+              <w:t>s</w:t>
+            </w:r>
+            <w:r>
+              <w:rPr>
+                <w:rFonts w:ascii="Arial" w:hAnsi="Arial" w:cs="Arial"/>
+                <w:sz w:val="22"/>
+                <w:szCs w:val="22"/>
+              </w:rPr>
+              <w:t xml:space="preserve"> disponibilidad</w:t>
+            </w:r>
+            <w:r>
+              <w:rPr>
+                <w:rFonts w:ascii="Arial" w:hAnsi="Arial" w:cs="Arial"/>
+                <w:sz w:val="22"/>
+                <w:szCs w:val="22"/>
+              </w:rPr>
+              <w:t>es</w:t>
+            </w:r>
+            <w:r>
+              <w:rPr>
+                <w:rFonts w:ascii="Arial" w:hAnsi="Arial" w:cs="Arial"/>
+                <w:sz w:val="22"/>
+                <w:szCs w:val="22"/>
+              </w:rPr>
+              <w:t>.</w:t>
             </w:r>
           </w:p>
         </w:tc>
@@ -869,7 +950,7 @@
                 <w:sz w:val="22"/>
                 <w:szCs w:val="22"/>
               </w:rPr>
-              <w:t>titulo</w:t>
+              <w:t>nombre</w:t>
             </w:r>
           </w:p>
         </w:tc>
@@ -884,6 +965,7 @@
                 <w:rFonts w:ascii="Arial" w:hAnsi="Arial" w:cs="Arial"/>
                 <w:sz w:val="22"/>
                 <w:szCs w:val="22"/>
+                <w:u w:val="single"/>
               </w:rPr>
             </w:pPr>
             <w:r>
@@ -892,7 +974,87 @@
                 <w:sz w:val="22"/>
                 <w:szCs w:val="22"/>
               </w:rPr>
-              <w:t>Titulo descriptivo a modo de resumen.</w:t>
+              <w:t>Nombre concreto del estado en cuestión</w:t>
+            </w:r>
+            <w:r>
+              <w:rPr>
+                <w:rFonts w:ascii="Arial" w:hAnsi="Arial" w:cs="Arial"/>
+                <w:sz w:val="22"/>
+                <w:szCs w:val="22"/>
+              </w:rPr>
+              <w:t>.</w:t>
+            </w:r>
+          </w:p>
+        </w:tc>
+      </w:tr>
+    </w:tbl>
+    <w:p>
+      <w:pPr>
+        <w:rPr>
+          <w:rFonts w:ascii="Arial" w:hAnsi="Arial" w:cs="Arial"/>
+          <w:sz w:val="22"/>
+          <w:szCs w:val="22"/>
+        </w:rPr>
+      </w:pPr>
+    </w:p>
+    <w:p>
+      <w:pPr>
+        <w:rPr>
+          <w:rFonts w:ascii="Arial" w:hAnsi="Arial" w:cs="Arial"/>
+          <w:sz w:val="22"/>
+          <w:szCs w:val="22"/>
+        </w:rPr>
+      </w:pPr>
+      <w:r>
+        <w:rPr>
+          <w:rFonts w:ascii="Arial" w:hAnsi="Arial" w:cs="Arial"/>
+          <w:sz w:val="22"/>
+          <w:szCs w:val="22"/>
+        </w:rPr>
+        <w:t>Tareas asociadas a eventos (tareas):</w:t>
+      </w:r>
+      <w:r>
+        <w:rPr>
+          <w:rFonts w:ascii="Arial" w:hAnsi="Arial" w:cs="Arial"/>
+          <w:sz w:val="22"/>
+          <w:szCs w:val="22"/>
+        </w:rPr>
+        <w:t xml:space="preserve"> los eventos pueden tener distintas tareas que deben realizarse durante su duración.</w:t>
+      </w:r>
+    </w:p>
+    <w:tbl>
+      <w:tblPr>
+        <w:tblStyle w:val="Tablaconcuadrcula"/>
+        <w:tblW w:w="0" w:type="auto"/>
+        <w:tblLook w:val="04A0" w:firstRow="1" w:lastRow="0" w:firstColumn="1" w:lastColumn="0" w:noHBand="0" w:noVBand="1"/>
+      </w:tblPr>
+      <w:tblGrid>
+        <w:gridCol w:w="1980"/>
+        <w:gridCol w:w="6848"/>
+      </w:tblGrid>
+      <w:tr>
+        <w:tc>
+          <w:tcPr>
+            <w:tcW w:w="8828" w:type="dxa"/>
+            <w:gridSpan w:val="2"/>
+            <w:vAlign w:val="center"/>
+          </w:tcPr>
+          <w:p>
+            <w:pPr>
+              <w:jc w:val="center"/>
+              <w:rPr>
+                <w:rFonts w:ascii="Arial" w:hAnsi="Arial" w:cs="Arial"/>
+                <w:sz w:val="22"/>
+                <w:szCs w:val="22"/>
+              </w:rPr>
+            </w:pPr>
+            <w:r>
+              <w:rPr>
+                <w:rFonts w:ascii="Arial" w:hAnsi="Arial" w:cs="Arial"/>
+                <w:sz w:val="22"/>
+                <w:szCs w:val="22"/>
+              </w:rPr>
+              <w:t>Atributos</w:t>
             </w:r>
           </w:p>
         </w:tc>
@@ -918,9 +1080,17 @@
                 <w:sz w:val="22"/>
                 <w:szCs w:val="22"/>
               </w:rPr>
-              <w:t>descripcion</w:t>
+              <w:t>id_tarea</w:t>
             </w:r>
             <w:proofErr w:type="spellEnd"/>
+            <w:r>
+              <w:rPr>
+                <w:rFonts w:ascii="Arial" w:hAnsi="Arial" w:cs="Arial"/>
+                <w:sz w:val="22"/>
+                <w:szCs w:val="22"/>
+              </w:rPr>
+              <w:t xml:space="preserve"> (PK)</w:t>
+            </w:r>
           </w:p>
         </w:tc>
         <w:tc>
@@ -942,7 +1112,33 @@
                 <w:sz w:val="22"/>
                 <w:szCs w:val="22"/>
               </w:rPr>
-              <w:t>Detalle exacto y extenso del propósito.</w:t>
+              <w:t xml:space="preserve">Identificador único </w:t>
+            </w:r>
+            <w:proofErr w:type="spellStart"/>
+            <w:r>
+              <w:rPr>
+                <w:rFonts w:ascii="Arial" w:hAnsi="Arial" w:cs="Arial"/>
+                <w:sz w:val="22"/>
+                <w:szCs w:val="22"/>
+              </w:rPr>
+              <w:t>autoincrementable</w:t>
+            </w:r>
+            <w:proofErr w:type="spellEnd"/>
+            <w:r>
+              <w:rPr>
+                <w:rFonts w:ascii="Arial" w:hAnsi="Arial" w:cs="Arial"/>
+                <w:sz w:val="22"/>
+                <w:szCs w:val="22"/>
+              </w:rPr>
+              <w:t xml:space="preserve"> de la </w:t>
+            </w:r>
+            <w:r>
+              <w:rPr>
+                <w:rFonts w:ascii="Arial" w:hAnsi="Arial" w:cs="Arial"/>
+                <w:sz w:val="22"/>
+                <w:szCs w:val="22"/>
+              </w:rPr>
+              <w:t>tarea.</w:t>
             </w:r>
           </w:p>
         </w:tc>
@@ -961,16 +1157,14 @@
                 <w:szCs w:val="22"/>
               </w:rPr>
             </w:pPr>
-            <w:proofErr w:type="spellStart"/>
-            <w:r>
-              <w:rPr>
-                <w:rFonts w:ascii="Arial" w:hAnsi="Arial" w:cs="Arial"/>
-                <w:sz w:val="22"/>
-                <w:szCs w:val="22"/>
-              </w:rPr>
-              <w:t>fecha_limite</w:t>
-            </w:r>
-            <w:proofErr w:type="spellEnd"/>
+            <w:r>
+              <w:rPr>
+                <w:rFonts w:ascii="Arial" w:hAnsi="Arial" w:cs="Arial"/>
+                <w:sz w:val="22"/>
+                <w:szCs w:val="22"/>
+              </w:rPr>
+              <w:t>titulo</w:t>
+            </w:r>
           </w:p>
         </w:tc>
         <w:tc>
@@ -986,13 +1180,23 @@
                 <w:szCs w:val="22"/>
               </w:rPr>
             </w:pPr>
-            <w:r>
-              <w:rPr>
-                <w:rFonts w:ascii="Arial" w:hAnsi="Arial" w:cs="Arial"/>
-                <w:sz w:val="22"/>
-                <w:szCs w:val="22"/>
-              </w:rPr>
-              <w:t>Fecha límite para completarse.</w:t>
+            <w:proofErr w:type="spellStart"/>
+            <w:r>
+              <w:rPr>
+                <w:rFonts w:ascii="Arial" w:hAnsi="Arial" w:cs="Arial"/>
+                <w:sz w:val="22"/>
+                <w:szCs w:val="22"/>
+              </w:rPr>
+              <w:t>Titulo</w:t>
+            </w:r>
+            <w:proofErr w:type="spellEnd"/>
+            <w:r>
+              <w:rPr>
+                <w:rFonts w:ascii="Arial" w:hAnsi="Arial" w:cs="Arial"/>
+                <w:sz w:val="22"/>
+                <w:szCs w:val="22"/>
+              </w:rPr>
+              <w:t xml:space="preserve"> descriptivo a modo de resumen.</w:t>
             </w:r>
           </w:p>
         </w:tc>
@@ -1011,14 +1215,16 @@
                 <w:szCs w:val="22"/>
               </w:rPr>
             </w:pPr>
-            <w:r>
-              <w:rPr>
-                <w:rFonts w:ascii="Arial" w:hAnsi="Arial" w:cs="Arial"/>
-                <w:sz w:val="22"/>
-                <w:szCs w:val="22"/>
-              </w:rPr>
-              <w:t>prioridad</w:t>
-            </w:r>
+            <w:proofErr w:type="spellStart"/>
+            <w:r>
+              <w:rPr>
+                <w:rFonts w:ascii="Arial" w:hAnsi="Arial" w:cs="Arial"/>
+                <w:sz w:val="22"/>
+                <w:szCs w:val="22"/>
+              </w:rPr>
+              <w:t>descripcion</w:t>
+            </w:r>
+            <w:proofErr w:type="spellEnd"/>
           </w:p>
         </w:tc>
         <w:tc>
@@ -1040,7 +1246,7 @@
                 <w:sz w:val="22"/>
                 <w:szCs w:val="22"/>
               </w:rPr>
-              <w:t>Orden en que debería ser completada (Alta, media o baja)</w:t>
+              <w:t>Detalle exacto y extenso del propósito.</w:t>
             </w:r>
           </w:p>
         </w:tc>
@@ -1059,14 +1265,16 @@
                 <w:szCs w:val="22"/>
               </w:rPr>
             </w:pPr>
-            <w:r>
-              <w:rPr>
-                <w:rFonts w:ascii="Arial" w:hAnsi="Arial" w:cs="Arial"/>
-                <w:sz w:val="22"/>
-                <w:szCs w:val="22"/>
-              </w:rPr>
-              <w:t>estado</w:t>
-            </w:r>
+            <w:proofErr w:type="spellStart"/>
+            <w:r>
+              <w:rPr>
+                <w:rFonts w:ascii="Arial" w:hAnsi="Arial" w:cs="Arial"/>
+                <w:sz w:val="22"/>
+                <w:szCs w:val="22"/>
+              </w:rPr>
+              <w:t>fecha_limite</w:t>
+            </w:r>
+            <w:proofErr w:type="spellEnd"/>
           </w:p>
         </w:tc>
         <w:tc>
@@ -1088,15 +1296,7 @@
                 <w:sz w:val="22"/>
                 <w:szCs w:val="22"/>
               </w:rPr>
-              <w:t xml:space="preserve">Estado actual </w:t>
-            </w:r>
-            <w:r>
-              <w:rPr>
-                <w:rFonts w:ascii="Arial" w:hAnsi="Arial" w:cs="Arial"/>
-                <w:sz w:val="22"/>
-                <w:szCs w:val="22"/>
-              </w:rPr>
-              <w:t>(Pendiente, En progreso, Completada y Cancelada)</w:t>
+              <w:t>Fecha límite para completarse.</w:t>
             </w:r>
           </w:p>
         </w:tc>
@@ -1121,7 +1321,7 @@
                 <w:sz w:val="22"/>
                 <w:szCs w:val="22"/>
               </w:rPr>
-              <w:t>responsable</w:t>
+              <w:t>prioridad</w:t>
             </w:r>
           </w:p>
         </w:tc>
@@ -1144,7 +1344,63 @@
                 <w:sz w:val="22"/>
                 <w:szCs w:val="22"/>
               </w:rPr>
-              <w:t>Usuario asignado a realizar la tarea.</w:t>
+              <w:t>Orden en que debería ser completada (Alta, media o baja)</w:t>
+            </w:r>
+          </w:p>
+        </w:tc>
+      </w:tr>
+      <w:tr>
+        <w:tc>
+          <w:tcPr>
+            <w:tcW w:w="1980" w:type="dxa"/>
+            <w:vAlign w:val="center"/>
+          </w:tcPr>
+          <w:p>
+            <w:pPr>
+              <w:rPr>
+                <w:rFonts w:ascii="Arial" w:hAnsi="Arial" w:cs="Arial"/>
+                <w:sz w:val="22"/>
+                <w:szCs w:val="22"/>
+              </w:rPr>
+            </w:pPr>
+            <w:r>
+              <w:rPr>
+                <w:rFonts w:ascii="Arial" w:hAnsi="Arial" w:cs="Arial"/>
+                <w:sz w:val="22"/>
+                <w:szCs w:val="22"/>
+              </w:rPr>
+              <w:t>estado</w:t>
+            </w:r>
+          </w:p>
+        </w:tc>
+        <w:tc>
+          <w:tcPr>
+            <w:tcW w:w="6848" w:type="dxa"/>
+            <w:vAlign w:val="center"/>
+          </w:tcPr>
+          <w:p>
+            <w:pPr>
+              <w:rPr>
+                <w:rFonts w:ascii="Arial" w:hAnsi="Arial" w:cs="Arial"/>
+                <w:sz w:val="22"/>
+                <w:szCs w:val="22"/>
+              </w:rPr>
+            </w:pPr>
+            <w:r>
+              <w:rPr>
+                <w:rFonts w:ascii="Arial" w:hAnsi="Arial" w:cs="Arial"/>
+                <w:sz w:val="22"/>
+                <w:szCs w:val="22"/>
+              </w:rPr>
+              <w:t xml:space="preserve">Estado actual </w:t>
+            </w:r>
+            <w:r>
+              <w:rPr>
+                <w:rFonts w:ascii="Arial" w:hAnsi="Arial" w:cs="Arial"/>
+                <w:sz w:val="22"/>
+                <w:szCs w:val="22"/>
+              </w:rPr>
+              <w:t>(Pendiente, En progreso, Completada y Cancelada)</w:t>
             </w:r>
           </w:p>
         </w:tc>
@@ -1279,6 +1535,7 @@
           <w:sz w:val="22"/>
           <w:szCs w:val="22"/>
         </w:rPr>
+        <w:lastRenderedPageBreak/>
         <w:t>Responsable: conecta a tareas con usuarios con una cardinalidad de 1 a N (un usuario puede ser responsable de muchas tareas, pero las tareas tienen un solo responsable)</w:t>
       </w:r>
     </w:p>
@@ -1301,33 +1558,47 @@
           <w:sz w:val="22"/>
           <w:szCs w:val="22"/>
         </w:rPr>
-        <w:t xml:space="preserve">Convierte: conecta a </w:t>
-      </w:r>
-      <w:proofErr w:type="spellStart"/>
-      <w:r>
-        <w:rPr>
-          <w:rFonts w:ascii="Arial" w:hAnsi="Arial" w:cs="Arial"/>
-          <w:sz w:val="22"/>
-          <w:szCs w:val="22"/>
-        </w:rPr>
-        <w:t>serie_eventos</w:t>
-      </w:r>
-      <w:proofErr w:type="spellEnd"/>
-      <w:r>
-        <w:rPr>
-          <w:rFonts w:ascii="Arial" w:hAnsi="Arial" w:cs="Arial"/>
-          <w:sz w:val="22"/>
-          <w:szCs w:val="22"/>
-        </w:rPr>
-        <w:t xml:space="preserve"> con eventos con una cardinalidad de</w:t>
-      </w:r>
-      <w:r>
-        <w:rPr>
-          <w:rFonts w:ascii="Arial" w:hAnsi="Arial" w:cs="Arial"/>
-          <w:sz w:val="22"/>
-          <w:szCs w:val="22"/>
-        </w:rPr>
-        <w:t xml:space="preserve"> 1 a 1 (una serie de eventos se convirtió a partir de un evento y un evento puede convertirse en una serie de eventos)</w:t>
+        <w:t>Cumple: conecta a disponibilidades con usuarios con una cardinalidad de 1 a N (un usuario cumple con muchas disponibilidades, pero las disponibilidades aplican a un solo usuario)</w:t>
+      </w:r>
+    </w:p>
+    <w:p>
+      <w:pPr>
+        <w:pStyle w:val="Prrafodelista"/>
+        <w:numPr>
+          <w:ilvl w:val="0"/>
+          <w:numId w:val="1"/>
+        </w:numPr>
+        <w:rPr>
+          <w:rFonts w:ascii="Arial" w:hAnsi="Arial" w:cs="Arial"/>
+          <w:sz w:val="22"/>
+          <w:szCs w:val="22"/>
+        </w:rPr>
+      </w:pPr>
+      <w:r>
+        <w:rPr>
+          <w:rFonts w:ascii="Arial" w:hAnsi="Arial" w:cs="Arial"/>
+          <w:sz w:val="22"/>
+          <w:szCs w:val="22"/>
+        </w:rPr>
+        <w:t xml:space="preserve">Valida: conecta a disponibilidades con </w:t>
+      </w:r>
+      <w:proofErr w:type="spellStart"/>
+      <w:r>
+        <w:rPr>
+          <w:rFonts w:ascii="Arial" w:hAnsi="Arial" w:cs="Arial"/>
+          <w:sz w:val="22"/>
+          <w:szCs w:val="22"/>
+        </w:rPr>
+        <w:t>tipos_disponibilidad</w:t>
+      </w:r>
+      <w:proofErr w:type="spellEnd"/>
+      <w:r>
+        <w:rPr>
+          <w:rFonts w:ascii="Arial" w:hAnsi="Arial" w:cs="Arial"/>
+          <w:sz w:val="22"/>
+          <w:szCs w:val="22"/>
+        </w:rPr>
+        <w:t xml:space="preserve"> con una cardinalidad de 1 a N (un tipo de disponibilidad se valida en todas las disponibilidades, pero cada disponibilidad posee solo un tipo de disponibilidad)</w:t>
       </w:r>
     </w:p>
     <w:p>
@@ -1570,6 +1841,67 @@
           <w:szCs w:val="22"/>
         </w:rPr>
       </w:pPr>
+      <w:proofErr w:type="spellStart"/>
+      <w:r>
+        <w:rPr>
+          <w:rFonts w:ascii="Arial" w:hAnsi="Arial" w:cs="Arial"/>
+          <w:sz w:val="22"/>
+          <w:szCs w:val="22"/>
+        </w:rPr>
+        <w:t>tipos_disponibilidad</w:t>
+      </w:r>
+      <w:proofErr w:type="spellEnd"/>
+      <w:r>
+        <w:rPr>
+          <w:rFonts w:ascii="Arial" w:hAnsi="Arial" w:cs="Arial"/>
+          <w:sz w:val="22"/>
+          <w:szCs w:val="22"/>
+        </w:rPr>
+        <w:t xml:space="preserve"> (</w:t>
+      </w:r>
+      <w:proofErr w:type="spellStart"/>
+      <w:r>
+        <w:rPr>
+          <w:rFonts w:ascii="Arial" w:hAnsi="Arial" w:cs="Arial"/>
+          <w:sz w:val="22"/>
+          <w:szCs w:val="22"/>
+        </w:rPr>
+        <w:t>id_tipo</w:t>
+      </w:r>
+      <w:proofErr w:type="spellEnd"/>
+      <w:r>
+        <w:rPr>
+          <w:rFonts w:ascii="Arial" w:hAnsi="Arial" w:cs="Arial"/>
+          <w:sz w:val="22"/>
+          <w:szCs w:val="22"/>
+        </w:rPr>
+        <w:t xml:space="preserve">, </w:t>
+      </w:r>
+      <w:r>
+        <w:rPr>
+          <w:rFonts w:ascii="Arial" w:hAnsi="Arial" w:cs="Arial"/>
+          <w:sz w:val="22"/>
+          <w:szCs w:val="22"/>
+        </w:rPr>
+        <w:t>nombre</w:t>
+      </w:r>
+      <w:r>
+        <w:rPr>
+          <w:rFonts w:ascii="Arial" w:hAnsi="Arial" w:cs="Arial"/>
+          <w:sz w:val="22"/>
+          <w:szCs w:val="22"/>
+        </w:rPr>
+        <w:t>)</w:t>
+      </w:r>
+    </w:p>
+    <w:p>
+      <w:pPr>
+        <w:rPr>
+          <w:rFonts w:ascii="Arial" w:hAnsi="Arial" w:cs="Arial"/>
+          <w:sz w:val="22"/>
+          <w:szCs w:val="22"/>
+        </w:rPr>
+      </w:pPr>
     </w:p>
     <w:p>
       <w:pPr>
@@ -1696,6 +2028,165 @@
           <w:szCs w:val="22"/>
         </w:rPr>
         <w:t>La entidad tareas absorbe la llave foránea de evento y la incorpora como parte de su lave primaria compuesta.</w:t>
+      </w:r>
+    </w:p>
+    <w:p>
+      <w:pPr>
+        <w:rPr>
+          <w:rFonts w:ascii="Arial" w:hAnsi="Arial" w:cs="Arial"/>
+          <w:color w:val="000000"/>
+          <w:sz w:val="22"/>
+          <w:szCs w:val="22"/>
+        </w:rPr>
+      </w:pPr>
+      <w:r>
+        <w:rPr>
+          <w:rFonts w:ascii="Arial" w:hAnsi="Arial" w:cs="Arial"/>
+          <w:color w:val="000000"/>
+          <w:sz w:val="22"/>
+          <w:szCs w:val="22"/>
+        </w:rPr>
+        <w:t>disponibilidades (</w:t>
+      </w:r>
+      <w:proofErr w:type="spellStart"/>
+      <w:r>
+        <w:rPr>
+          <w:rFonts w:ascii="Arial" w:hAnsi="Arial" w:cs="Arial"/>
+          <w:color w:val="000000"/>
+          <w:sz w:val="22"/>
+          <w:szCs w:val="22"/>
+        </w:rPr>
+        <w:t>id_disponibilidad</w:t>
+      </w:r>
+      <w:proofErr w:type="spellEnd"/>
+      <w:r>
+        <w:rPr>
+          <w:rFonts w:ascii="Arial" w:hAnsi="Arial" w:cs="Arial"/>
+          <w:color w:val="000000"/>
+          <w:sz w:val="22"/>
+          <w:szCs w:val="22"/>
+        </w:rPr>
+        <w:t xml:space="preserve"> [PK], </w:t>
+      </w:r>
+      <w:r>
+        <w:rPr>
+          <w:rFonts w:ascii="Arial" w:hAnsi="Arial" w:cs="Arial"/>
+          <w:color w:val="000000"/>
+          <w:sz w:val="22"/>
+          <w:szCs w:val="22"/>
+        </w:rPr>
+        <w:t>usuario</w:t>
+      </w:r>
+      <w:r>
+        <w:rPr>
+          <w:rFonts w:ascii="Arial" w:hAnsi="Arial" w:cs="Arial"/>
+          <w:color w:val="000000"/>
+          <w:sz w:val="22"/>
+          <w:szCs w:val="22"/>
+        </w:rPr>
+        <w:t xml:space="preserve"> [FK, PK], </w:t>
+      </w:r>
+      <w:r>
+        <w:rPr>
+          <w:rFonts w:ascii="Arial" w:hAnsi="Arial" w:cs="Arial"/>
+          <w:color w:val="000000"/>
+          <w:sz w:val="22"/>
+          <w:szCs w:val="22"/>
+        </w:rPr>
+        <w:t>estado</w:t>
+      </w:r>
+      <w:r>
+        <w:rPr>
+          <w:rFonts w:ascii="Arial" w:hAnsi="Arial" w:cs="Arial"/>
+          <w:color w:val="000000"/>
+          <w:sz w:val="22"/>
+          <w:szCs w:val="22"/>
+        </w:rPr>
+        <w:t xml:space="preserve"> [FK], </w:t>
+      </w:r>
+      <w:proofErr w:type="spellStart"/>
+      <w:r>
+        <w:rPr>
+          <w:rFonts w:ascii="Arial" w:hAnsi="Arial" w:cs="Arial"/>
+          <w:color w:val="000000"/>
+          <w:sz w:val="22"/>
+          <w:szCs w:val="22"/>
+        </w:rPr>
+        <w:t>fecha_inicio</w:t>
+      </w:r>
+      <w:proofErr w:type="spellEnd"/>
+      <w:r>
+        <w:rPr>
+          <w:rFonts w:ascii="Arial" w:hAnsi="Arial" w:cs="Arial"/>
+          <w:color w:val="000000"/>
+          <w:sz w:val="22"/>
+          <w:szCs w:val="22"/>
+        </w:rPr>
+        <w:t xml:space="preserve">, </w:t>
+      </w:r>
+      <w:proofErr w:type="spellStart"/>
+      <w:r>
+        <w:rPr>
+          <w:rFonts w:ascii="Arial" w:hAnsi="Arial" w:cs="Arial"/>
+          <w:color w:val="000000"/>
+          <w:sz w:val="22"/>
+          <w:szCs w:val="22"/>
+        </w:rPr>
+        <w:t>fecha_fin</w:t>
+      </w:r>
+      <w:proofErr w:type="spellEnd"/>
+      <w:r>
+        <w:rPr>
+          <w:rFonts w:ascii="Arial" w:hAnsi="Arial" w:cs="Arial"/>
+          <w:color w:val="000000"/>
+          <w:sz w:val="22"/>
+          <w:szCs w:val="22"/>
+        </w:rPr>
+        <w:t>)</w:t>
+      </w:r>
+    </w:p>
+    <w:p>
+      <w:pPr>
+        <w:rPr>
+          <w:rFonts w:ascii="Arial" w:hAnsi="Arial" w:cs="Arial"/>
+          <w:sz w:val="22"/>
+          <w:szCs w:val="22"/>
+        </w:rPr>
+      </w:pPr>
+      <w:r>
+        <w:rPr>
+          <w:rFonts w:ascii="Arial" w:hAnsi="Arial" w:cs="Arial"/>
+          <w:color w:val="000000"/>
+          <w:sz w:val="22"/>
+          <w:szCs w:val="22"/>
+        </w:rPr>
+        <w:t xml:space="preserve">La entidad disponibilidades absorbe la llave foránea de usuarios y la incorpora como parte de su llave primaria compuesta. Además, </w:t>
+      </w:r>
+      <w:r>
+        <w:rPr>
+          <w:rFonts w:ascii="Arial" w:hAnsi="Arial" w:cs="Arial"/>
+          <w:sz w:val="22"/>
+          <w:szCs w:val="22"/>
+        </w:rPr>
+        <w:t xml:space="preserve">absorbe la llave foránea de </w:t>
+      </w:r>
+      <w:proofErr w:type="spellStart"/>
+      <w:r>
+        <w:rPr>
+          <w:rFonts w:ascii="Arial" w:hAnsi="Arial" w:cs="Arial"/>
+          <w:sz w:val="22"/>
+          <w:szCs w:val="22"/>
+        </w:rPr>
+        <w:t>tipos_disponibilidad</w:t>
+      </w:r>
+      <w:proofErr w:type="spellEnd"/>
+      <w:r>
+        <w:rPr>
+          <w:rFonts w:ascii="Arial" w:hAnsi="Arial" w:cs="Arial"/>
+          <w:sz w:val="22"/>
+          <w:szCs w:val="22"/>
+        </w:rPr>
+        <w:t xml:space="preserve"> y la incorpora como parte de sus atributos.</w:t>
       </w:r>
     </w:p>
     <w:p>
@@ -2599,6 +3090,292 @@
           </w:p>
         </w:tc>
       </w:tr>
+      <w:tr>
+        <w:tc>
+          <w:tcPr>
+            <w:tcW w:w="4675" w:type="dxa"/>
+            <w:vAlign w:val="center"/>
+          </w:tcPr>
+          <w:p>
+            <w:pPr>
+              <w:rPr>
+                <w:rFonts w:ascii="Arial" w:hAnsi="Arial" w:cs="Arial"/>
+                <w:sz w:val="22"/>
+                <w:szCs w:val="22"/>
+              </w:rPr>
+            </w:pPr>
+            <w:r>
+              <w:rPr>
+                <w:rFonts w:ascii="Arial" w:hAnsi="Arial" w:cs="Arial"/>
+                <w:sz w:val="22"/>
+                <w:szCs w:val="22"/>
+              </w:rPr>
+              <w:t>disponibilidades</w:t>
+            </w:r>
+          </w:p>
+        </w:tc>
+        <w:tc>
+          <w:tcPr>
+            <w:tcW w:w="4675" w:type="dxa"/>
+            <w:vAlign w:val="center"/>
+          </w:tcPr>
+          <w:p>
+            <w:pPr>
+              <w:rPr>
+                <w:rFonts w:ascii="Arial" w:hAnsi="Arial" w:cs="Arial"/>
+                <w:color w:val="000000"/>
+                <w:sz w:val="22"/>
+                <w:szCs w:val="22"/>
+              </w:rPr>
+            </w:pPr>
+            <w:proofErr w:type="spellStart"/>
+            <w:r>
+              <w:rPr>
+                <w:rFonts w:ascii="Arial" w:hAnsi="Arial" w:cs="Arial"/>
+                <w:color w:val="000000"/>
+                <w:sz w:val="22"/>
+                <w:szCs w:val="22"/>
+              </w:rPr>
+              <w:t>id_disponibilidad</w:t>
+            </w:r>
+            <w:proofErr w:type="spellEnd"/>
+            <w:r>
+              <w:rPr>
+                <w:rFonts w:ascii="Arial" w:hAnsi="Arial" w:cs="Arial"/>
+                <w:color w:val="000000"/>
+                <w:sz w:val="22"/>
+                <w:szCs w:val="22"/>
+              </w:rPr>
+              <w:t xml:space="preserve"> [PK]: SERIAL</w:t>
+            </w:r>
+          </w:p>
+          <w:p>
+            <w:pPr>
+              <w:rPr>
+                <w:rFonts w:ascii="Arial" w:hAnsi="Arial" w:cs="Arial"/>
+                <w:color w:val="000000"/>
+                <w:sz w:val="22"/>
+                <w:szCs w:val="22"/>
+              </w:rPr>
+            </w:pPr>
+            <w:r>
+              <w:rPr>
+                <w:rFonts w:ascii="Arial" w:hAnsi="Arial" w:cs="Arial"/>
+                <w:color w:val="000000"/>
+                <w:sz w:val="22"/>
+                <w:szCs w:val="22"/>
+              </w:rPr>
+              <w:t>usuario</w:t>
+            </w:r>
+            <w:r>
+              <w:rPr>
+                <w:rFonts w:ascii="Arial" w:hAnsi="Arial" w:cs="Arial"/>
+                <w:color w:val="000000"/>
+                <w:sz w:val="22"/>
+                <w:szCs w:val="22"/>
+              </w:rPr>
+              <w:t xml:space="preserve"> [FK, PK]: </w:t>
+            </w:r>
+            <w:r>
+              <w:rPr>
+                <w:rFonts w:ascii="Arial" w:hAnsi="Arial" w:cs="Arial"/>
+                <w:color w:val="000000"/>
+                <w:sz w:val="22"/>
+                <w:szCs w:val="22"/>
+              </w:rPr>
+              <w:t>INT</w:t>
+            </w:r>
+          </w:p>
+          <w:p>
+            <w:pPr>
+              <w:rPr>
+                <w:rFonts w:ascii="Arial" w:hAnsi="Arial" w:cs="Arial"/>
+                <w:color w:val="000000"/>
+                <w:sz w:val="22"/>
+                <w:szCs w:val="22"/>
+              </w:rPr>
+            </w:pPr>
+            <w:r>
+              <w:rPr>
+                <w:rFonts w:ascii="Arial" w:hAnsi="Arial" w:cs="Arial"/>
+                <w:color w:val="000000"/>
+                <w:sz w:val="22"/>
+                <w:szCs w:val="22"/>
+              </w:rPr>
+              <w:t>estado</w:t>
+            </w:r>
+            <w:r>
+              <w:rPr>
+                <w:rFonts w:ascii="Arial" w:hAnsi="Arial" w:cs="Arial"/>
+                <w:color w:val="000000"/>
+                <w:sz w:val="22"/>
+                <w:szCs w:val="22"/>
+              </w:rPr>
+              <w:t xml:space="preserve"> [FK]: INT</w:t>
+            </w:r>
+          </w:p>
+          <w:p>
+            <w:pPr>
+              <w:rPr>
+                <w:rFonts w:ascii="Arial" w:hAnsi="Arial" w:cs="Arial"/>
+                <w:color w:val="000000"/>
+                <w:sz w:val="22"/>
+                <w:szCs w:val="22"/>
+              </w:rPr>
+            </w:pPr>
+            <w:proofErr w:type="spellStart"/>
+            <w:r>
+              <w:rPr>
+                <w:rFonts w:ascii="Arial" w:hAnsi="Arial" w:cs="Arial"/>
+                <w:color w:val="000000"/>
+                <w:sz w:val="22"/>
+                <w:szCs w:val="22"/>
+              </w:rPr>
+              <w:t>fecha_inicio</w:t>
+            </w:r>
+            <w:proofErr w:type="spellEnd"/>
+            <w:r>
+              <w:rPr>
+                <w:rFonts w:ascii="Arial" w:hAnsi="Arial" w:cs="Arial"/>
+                <w:color w:val="000000"/>
+                <w:sz w:val="22"/>
+                <w:szCs w:val="22"/>
+              </w:rPr>
+              <w:t xml:space="preserve">: </w:t>
+            </w:r>
+            <w:r>
+              <w:rPr>
+                <w:rFonts w:ascii="Arial" w:hAnsi="Arial" w:cs="Arial"/>
+                <w:sz w:val="22"/>
+                <w:szCs w:val="22"/>
+              </w:rPr>
+              <w:t>TIMESTAMPTZ</w:t>
+            </w:r>
+          </w:p>
+          <w:p>
+            <w:pPr>
+              <w:rPr>
+                <w:rFonts w:ascii="Arial" w:hAnsi="Arial" w:cs="Arial"/>
+                <w:sz w:val="22"/>
+                <w:szCs w:val="22"/>
+              </w:rPr>
+            </w:pPr>
+            <w:proofErr w:type="spellStart"/>
+            <w:r>
+              <w:rPr>
+                <w:rFonts w:ascii="Arial" w:hAnsi="Arial" w:cs="Arial"/>
+                <w:color w:val="000000"/>
+                <w:sz w:val="22"/>
+                <w:szCs w:val="22"/>
+              </w:rPr>
+              <w:t>fecha_fin</w:t>
+            </w:r>
+            <w:proofErr w:type="spellEnd"/>
+            <w:r>
+              <w:rPr>
+                <w:rFonts w:ascii="Arial" w:hAnsi="Arial" w:cs="Arial"/>
+                <w:color w:val="000000"/>
+                <w:sz w:val="22"/>
+                <w:szCs w:val="22"/>
+              </w:rPr>
+              <w:t xml:space="preserve">: </w:t>
+            </w:r>
+            <w:r>
+              <w:rPr>
+                <w:rFonts w:ascii="Arial" w:hAnsi="Arial" w:cs="Arial"/>
+                <w:sz w:val="22"/>
+                <w:szCs w:val="22"/>
+              </w:rPr>
+              <w:t>TIMESTAMPTZ</w:t>
+            </w:r>
+          </w:p>
+        </w:tc>
+      </w:tr>
+      <w:tr>
+        <w:tc>
+          <w:tcPr>
+            <w:tcW w:w="4675" w:type="dxa"/>
+            <w:vAlign w:val="center"/>
+          </w:tcPr>
+          <w:p>
+            <w:pPr>
+              <w:rPr>
+                <w:rFonts w:ascii="Arial" w:hAnsi="Arial" w:cs="Arial"/>
+                <w:sz w:val="22"/>
+                <w:szCs w:val="22"/>
+              </w:rPr>
+            </w:pPr>
+            <w:proofErr w:type="spellStart"/>
+            <w:r>
+              <w:rPr>
+                <w:rFonts w:ascii="Arial" w:hAnsi="Arial" w:cs="Arial"/>
+                <w:sz w:val="22"/>
+                <w:szCs w:val="22"/>
+              </w:rPr>
+              <w:t>tipos_disponibilidad</w:t>
+            </w:r>
+            <w:proofErr w:type="spellEnd"/>
+          </w:p>
+        </w:tc>
+        <w:tc>
+          <w:tcPr>
+            <w:tcW w:w="4675" w:type="dxa"/>
+            <w:vAlign w:val="center"/>
+          </w:tcPr>
+          <w:p>
+            <w:pPr>
+              <w:rPr>
+                <w:rFonts w:ascii="Arial" w:hAnsi="Arial" w:cs="Arial"/>
+                <w:sz w:val="22"/>
+                <w:szCs w:val="22"/>
+              </w:rPr>
+            </w:pPr>
+            <w:proofErr w:type="spellStart"/>
+            <w:r>
+              <w:rPr>
+                <w:rFonts w:ascii="Arial" w:hAnsi="Arial" w:cs="Arial"/>
+                <w:sz w:val="22"/>
+                <w:szCs w:val="22"/>
+              </w:rPr>
+              <w:t>id_tipo</w:t>
+            </w:r>
+            <w:proofErr w:type="spellEnd"/>
+            <w:r>
+              <w:rPr>
+                <w:rFonts w:ascii="Arial" w:hAnsi="Arial" w:cs="Arial"/>
+                <w:sz w:val="22"/>
+                <w:szCs w:val="22"/>
+              </w:rPr>
+              <w:t>: SERIAL</w:t>
+            </w:r>
+          </w:p>
+          <w:p>
+            <w:pPr>
+              <w:rPr>
+                <w:rFonts w:ascii="Arial" w:hAnsi="Arial" w:cs="Arial"/>
+                <w:sz w:val="22"/>
+                <w:szCs w:val="22"/>
+              </w:rPr>
+            </w:pPr>
+            <w:r>
+              <w:rPr>
+                <w:rFonts w:ascii="Arial" w:hAnsi="Arial" w:cs="Arial"/>
+                <w:sz w:val="22"/>
+                <w:szCs w:val="22"/>
+              </w:rPr>
+              <w:t>nombre</w:t>
+            </w:r>
+            <w:r>
+              <w:rPr>
+                <w:rFonts w:ascii="Arial" w:hAnsi="Arial" w:cs="Arial"/>
+                <w:sz w:val="22"/>
+                <w:szCs w:val="22"/>
+              </w:rPr>
+              <w:t>: VARCHAR(13)</w:t>
+            </w:r>
+          </w:p>
+        </w:tc>
+      </w:tr>
     </w:tbl>
     <w:p>
       <w:pPr>
@@ -3968,7 +4745,25 @@
           <w:sz w:val="22"/>
           <w:szCs w:val="22"/>
         </w:rPr>
-        <w:t xml:space="preserve"> key (</w:t>
+        <w:t xml:space="preserve"> </w:t>
+      </w:r>
+      <w:proofErr w:type="spellStart"/>
+      <w:r>
+        <w:rPr>
+          <w:rFonts w:ascii="Arial" w:hAnsi="Arial" w:cs="Arial"/>
+          <w:sz w:val="22"/>
+          <w:szCs w:val="22"/>
+        </w:rPr>
+        <w:t>key</w:t>
+      </w:r>
+      <w:proofErr w:type="spellEnd"/>
+      <w:r>
+        <w:rPr>
+          <w:rFonts w:ascii="Arial" w:hAnsi="Arial" w:cs="Arial"/>
+          <w:sz w:val="22"/>
+          <w:szCs w:val="22"/>
+        </w:rPr>
+        <w:t xml:space="preserve"> (</w:t>
       </w:r>
       <w:proofErr w:type="spellStart"/>
       <w:r>
@@ -4110,7 +4905,6 @@
           <w:sz w:val="22"/>
           <w:szCs w:val="22"/>
         </w:rPr>
-        <w:lastRenderedPageBreak/>
         <w:t xml:space="preserve">CREATE OR REPLACE FUNCTION </w:t>
       </w:r>
       <w:proofErr w:type="spellStart"/>
@@ -5265,6 +6059,1206 @@
           <w:szCs w:val="22"/>
         </w:rPr>
         <w:t>;</w:t>
+      </w:r>
+    </w:p>
+    <w:p>
+      <w:pPr>
+        <w:spacing w:after="0"/>
+        <w:rPr>
+          <w:rFonts w:ascii="Arial" w:hAnsi="Arial" w:cs="Arial"/>
+          <w:sz w:val="22"/>
+          <w:szCs w:val="22"/>
+        </w:rPr>
+      </w:pPr>
+    </w:p>
+    <w:p>
+      <w:pPr>
+        <w:spacing w:after="0"/>
+        <w:rPr>
+          <w:rFonts w:ascii="Arial" w:hAnsi="Arial" w:cs="Arial"/>
+          <w:sz w:val="22"/>
+          <w:szCs w:val="22"/>
+        </w:rPr>
+      </w:pPr>
+      <w:proofErr w:type="spellStart"/>
+      <w:r>
+        <w:rPr>
+          <w:rFonts w:ascii="Arial" w:hAnsi="Arial" w:cs="Arial"/>
+          <w:sz w:val="22"/>
+          <w:szCs w:val="22"/>
+        </w:rPr>
+        <w:t>create</w:t>
+      </w:r>
+      <w:proofErr w:type="spellEnd"/>
+      <w:r>
+        <w:rPr>
+          <w:rFonts w:ascii="Arial" w:hAnsi="Arial" w:cs="Arial"/>
+          <w:sz w:val="22"/>
+          <w:szCs w:val="22"/>
+        </w:rPr>
+        <w:t xml:space="preserve"> table disponibilidades (</w:t>
+      </w:r>
+    </w:p>
+    <w:p>
+      <w:pPr>
+        <w:spacing w:after="0"/>
+        <w:rPr>
+          <w:rFonts w:ascii="Arial" w:hAnsi="Arial" w:cs="Arial"/>
+          <w:sz w:val="22"/>
+          <w:szCs w:val="22"/>
+        </w:rPr>
+      </w:pPr>
+      <w:r>
+        <w:rPr>
+          <w:rFonts w:ascii="Arial" w:hAnsi="Arial" w:cs="Arial"/>
+          <w:sz w:val="22"/>
+          <w:szCs w:val="22"/>
+        </w:rPr>
+        <w:tab/>
+      </w:r>
+      <w:proofErr w:type="spellStart"/>
+      <w:r>
+        <w:rPr>
+          <w:rFonts w:ascii="Arial" w:hAnsi="Arial" w:cs="Arial"/>
+          <w:sz w:val="22"/>
+          <w:szCs w:val="22"/>
+        </w:rPr>
+        <w:t>id_disponibilidad</w:t>
+      </w:r>
+      <w:proofErr w:type="spellEnd"/>
+      <w:r>
+        <w:rPr>
+          <w:rFonts w:ascii="Arial" w:hAnsi="Arial" w:cs="Arial"/>
+          <w:sz w:val="22"/>
+          <w:szCs w:val="22"/>
+        </w:rPr>
+        <w:t xml:space="preserve"> SERIAL,</w:t>
+      </w:r>
+    </w:p>
+    <w:p>
+      <w:pPr>
+        <w:spacing w:after="0"/>
+        <w:rPr>
+          <w:rFonts w:ascii="Arial" w:hAnsi="Arial" w:cs="Arial"/>
+          <w:sz w:val="22"/>
+          <w:szCs w:val="22"/>
+        </w:rPr>
+      </w:pPr>
+      <w:r>
+        <w:rPr>
+          <w:rFonts w:ascii="Arial" w:hAnsi="Arial" w:cs="Arial"/>
+          <w:sz w:val="22"/>
+          <w:szCs w:val="22"/>
+        </w:rPr>
+        <w:tab/>
+        <w:t xml:space="preserve">usuario INT </w:t>
+      </w:r>
+      <w:proofErr w:type="spellStart"/>
+      <w:r>
+        <w:rPr>
+          <w:rFonts w:ascii="Arial" w:hAnsi="Arial" w:cs="Arial"/>
+          <w:sz w:val="22"/>
+          <w:szCs w:val="22"/>
+        </w:rPr>
+        <w:t>not</w:t>
+      </w:r>
+      <w:proofErr w:type="spellEnd"/>
+      <w:r>
+        <w:rPr>
+          <w:rFonts w:ascii="Arial" w:hAnsi="Arial" w:cs="Arial"/>
+          <w:sz w:val="22"/>
+          <w:szCs w:val="22"/>
+        </w:rPr>
+        <w:t xml:space="preserve"> </w:t>
+      </w:r>
+      <w:proofErr w:type="spellStart"/>
+      <w:r>
+        <w:rPr>
+          <w:rFonts w:ascii="Arial" w:hAnsi="Arial" w:cs="Arial"/>
+          <w:sz w:val="22"/>
+          <w:szCs w:val="22"/>
+        </w:rPr>
+        <w:t>null</w:t>
+      </w:r>
+      <w:proofErr w:type="spellEnd"/>
+      <w:r>
+        <w:rPr>
+          <w:rFonts w:ascii="Arial" w:hAnsi="Arial" w:cs="Arial"/>
+          <w:sz w:val="22"/>
+          <w:szCs w:val="22"/>
+        </w:rPr>
+        <w:t xml:space="preserve"> </w:t>
+      </w:r>
+      <w:proofErr w:type="spellStart"/>
+      <w:r>
+        <w:rPr>
+          <w:rFonts w:ascii="Arial" w:hAnsi="Arial" w:cs="Arial"/>
+          <w:sz w:val="22"/>
+          <w:szCs w:val="22"/>
+        </w:rPr>
+        <w:t>references</w:t>
+      </w:r>
+      <w:proofErr w:type="spellEnd"/>
+      <w:r>
+        <w:rPr>
+          <w:rFonts w:ascii="Arial" w:hAnsi="Arial" w:cs="Arial"/>
+          <w:sz w:val="22"/>
+          <w:szCs w:val="22"/>
+        </w:rPr>
+        <w:t xml:space="preserve"> usuarios(</w:t>
+      </w:r>
+      <w:proofErr w:type="spellStart"/>
+      <w:r>
+        <w:rPr>
+          <w:rFonts w:ascii="Arial" w:hAnsi="Arial" w:cs="Arial"/>
+          <w:sz w:val="22"/>
+          <w:szCs w:val="22"/>
+        </w:rPr>
+        <w:t>id_usuario</w:t>
+      </w:r>
+      <w:proofErr w:type="spellEnd"/>
+      <w:r>
+        <w:rPr>
+          <w:rFonts w:ascii="Arial" w:hAnsi="Arial" w:cs="Arial"/>
+          <w:sz w:val="22"/>
+          <w:szCs w:val="22"/>
+        </w:rPr>
+        <w:t>),</w:t>
+      </w:r>
+    </w:p>
+    <w:p>
+      <w:pPr>
+        <w:spacing w:after="0"/>
+        <w:rPr>
+          <w:rFonts w:ascii="Arial" w:hAnsi="Arial" w:cs="Arial"/>
+          <w:sz w:val="22"/>
+          <w:szCs w:val="22"/>
+        </w:rPr>
+      </w:pPr>
+      <w:r>
+        <w:rPr>
+          <w:rFonts w:ascii="Arial" w:hAnsi="Arial" w:cs="Arial"/>
+          <w:sz w:val="22"/>
+          <w:szCs w:val="22"/>
+        </w:rPr>
+        <w:tab/>
+        <w:t xml:space="preserve">estado INT </w:t>
+      </w:r>
+      <w:proofErr w:type="spellStart"/>
+      <w:r>
+        <w:rPr>
+          <w:rFonts w:ascii="Arial" w:hAnsi="Arial" w:cs="Arial"/>
+          <w:sz w:val="22"/>
+          <w:szCs w:val="22"/>
+        </w:rPr>
+        <w:t>not</w:t>
+      </w:r>
+      <w:proofErr w:type="spellEnd"/>
+      <w:r>
+        <w:rPr>
+          <w:rFonts w:ascii="Arial" w:hAnsi="Arial" w:cs="Arial"/>
+          <w:sz w:val="22"/>
+          <w:szCs w:val="22"/>
+        </w:rPr>
+        <w:t xml:space="preserve"> </w:t>
+      </w:r>
+      <w:proofErr w:type="spellStart"/>
+      <w:r>
+        <w:rPr>
+          <w:rFonts w:ascii="Arial" w:hAnsi="Arial" w:cs="Arial"/>
+          <w:sz w:val="22"/>
+          <w:szCs w:val="22"/>
+        </w:rPr>
+        <w:t>null</w:t>
+      </w:r>
+      <w:proofErr w:type="spellEnd"/>
+      <w:r>
+        <w:rPr>
+          <w:rFonts w:ascii="Arial" w:hAnsi="Arial" w:cs="Arial"/>
+          <w:sz w:val="22"/>
+          <w:szCs w:val="22"/>
+        </w:rPr>
+        <w:t xml:space="preserve"> </w:t>
+      </w:r>
+      <w:proofErr w:type="spellStart"/>
+      <w:r>
+        <w:rPr>
+          <w:rFonts w:ascii="Arial" w:hAnsi="Arial" w:cs="Arial"/>
+          <w:sz w:val="22"/>
+          <w:szCs w:val="22"/>
+        </w:rPr>
+        <w:t>references</w:t>
+      </w:r>
+      <w:proofErr w:type="spellEnd"/>
+      <w:r>
+        <w:rPr>
+          <w:rFonts w:ascii="Arial" w:hAnsi="Arial" w:cs="Arial"/>
+          <w:sz w:val="22"/>
+          <w:szCs w:val="22"/>
+        </w:rPr>
+        <w:t xml:space="preserve"> </w:t>
+      </w:r>
+      <w:proofErr w:type="spellStart"/>
+      <w:r>
+        <w:rPr>
+          <w:rFonts w:ascii="Arial" w:hAnsi="Arial" w:cs="Arial"/>
+          <w:sz w:val="22"/>
+          <w:szCs w:val="22"/>
+        </w:rPr>
+        <w:t>tipos_disponibilidad</w:t>
+      </w:r>
+      <w:proofErr w:type="spellEnd"/>
+      <w:r>
+        <w:rPr>
+          <w:rFonts w:ascii="Arial" w:hAnsi="Arial" w:cs="Arial"/>
+          <w:sz w:val="22"/>
+          <w:szCs w:val="22"/>
+        </w:rPr>
+        <w:t>(</w:t>
+      </w:r>
+      <w:proofErr w:type="spellStart"/>
+      <w:r>
+        <w:rPr>
+          <w:rFonts w:ascii="Arial" w:hAnsi="Arial" w:cs="Arial"/>
+          <w:sz w:val="22"/>
+          <w:szCs w:val="22"/>
+        </w:rPr>
+        <w:t>id_tipo</w:t>
+      </w:r>
+      <w:proofErr w:type="spellEnd"/>
+      <w:r>
+        <w:rPr>
+          <w:rFonts w:ascii="Arial" w:hAnsi="Arial" w:cs="Arial"/>
+          <w:sz w:val="22"/>
+          <w:szCs w:val="22"/>
+        </w:rPr>
+        <w:t>),</w:t>
+      </w:r>
+    </w:p>
+    <w:p>
+      <w:pPr>
+        <w:spacing w:after="0"/>
+        <w:rPr>
+          <w:rFonts w:ascii="Arial" w:hAnsi="Arial" w:cs="Arial"/>
+          <w:sz w:val="22"/>
+          <w:szCs w:val="22"/>
+        </w:rPr>
+      </w:pPr>
+      <w:r>
+        <w:rPr>
+          <w:rFonts w:ascii="Arial" w:hAnsi="Arial" w:cs="Arial"/>
+          <w:sz w:val="22"/>
+          <w:szCs w:val="22"/>
+        </w:rPr>
+        <w:lastRenderedPageBreak/>
+        <w:tab/>
+      </w:r>
+      <w:proofErr w:type="spellStart"/>
+      <w:r>
+        <w:rPr>
+          <w:rFonts w:ascii="Arial" w:hAnsi="Arial" w:cs="Arial"/>
+          <w:sz w:val="22"/>
+          <w:szCs w:val="22"/>
+        </w:rPr>
+        <w:t>fecha_inicio</w:t>
+      </w:r>
+      <w:proofErr w:type="spellEnd"/>
+      <w:r>
+        <w:rPr>
+          <w:rFonts w:ascii="Arial" w:hAnsi="Arial" w:cs="Arial"/>
+          <w:sz w:val="22"/>
+          <w:szCs w:val="22"/>
+        </w:rPr>
+        <w:t xml:space="preserve"> TIMESTAMPTZ </w:t>
+      </w:r>
+      <w:proofErr w:type="spellStart"/>
+      <w:r>
+        <w:rPr>
+          <w:rFonts w:ascii="Arial" w:hAnsi="Arial" w:cs="Arial"/>
+          <w:sz w:val="22"/>
+          <w:szCs w:val="22"/>
+        </w:rPr>
+        <w:t>not</w:t>
+      </w:r>
+      <w:proofErr w:type="spellEnd"/>
+      <w:r>
+        <w:rPr>
+          <w:rFonts w:ascii="Arial" w:hAnsi="Arial" w:cs="Arial"/>
+          <w:sz w:val="22"/>
+          <w:szCs w:val="22"/>
+        </w:rPr>
+        <w:t xml:space="preserve"> </w:t>
+      </w:r>
+      <w:proofErr w:type="spellStart"/>
+      <w:r>
+        <w:rPr>
+          <w:rFonts w:ascii="Arial" w:hAnsi="Arial" w:cs="Arial"/>
+          <w:sz w:val="22"/>
+          <w:szCs w:val="22"/>
+        </w:rPr>
+        <w:t>null</w:t>
+      </w:r>
+      <w:proofErr w:type="spellEnd"/>
+      <w:r>
+        <w:rPr>
+          <w:rFonts w:ascii="Arial" w:hAnsi="Arial" w:cs="Arial"/>
+          <w:sz w:val="22"/>
+          <w:szCs w:val="22"/>
+        </w:rPr>
+        <w:t>,</w:t>
+      </w:r>
+    </w:p>
+    <w:p>
+      <w:pPr>
+        <w:spacing w:after="0"/>
+        <w:rPr>
+          <w:rFonts w:ascii="Arial" w:hAnsi="Arial" w:cs="Arial"/>
+          <w:sz w:val="22"/>
+          <w:szCs w:val="22"/>
+        </w:rPr>
+      </w:pPr>
+      <w:r>
+        <w:rPr>
+          <w:rFonts w:ascii="Arial" w:hAnsi="Arial" w:cs="Arial"/>
+          <w:sz w:val="22"/>
+          <w:szCs w:val="22"/>
+        </w:rPr>
+        <w:tab/>
+      </w:r>
+      <w:proofErr w:type="spellStart"/>
+      <w:r>
+        <w:rPr>
+          <w:rFonts w:ascii="Arial" w:hAnsi="Arial" w:cs="Arial"/>
+          <w:sz w:val="22"/>
+          <w:szCs w:val="22"/>
+        </w:rPr>
+        <w:t>fecha_fin</w:t>
+      </w:r>
+      <w:proofErr w:type="spellEnd"/>
+      <w:r>
+        <w:rPr>
+          <w:rFonts w:ascii="Arial" w:hAnsi="Arial" w:cs="Arial"/>
+          <w:sz w:val="22"/>
+          <w:szCs w:val="22"/>
+        </w:rPr>
+        <w:t xml:space="preserve"> TIMESTAMPTZ </w:t>
+      </w:r>
+      <w:proofErr w:type="spellStart"/>
+      <w:r>
+        <w:rPr>
+          <w:rFonts w:ascii="Arial" w:hAnsi="Arial" w:cs="Arial"/>
+          <w:sz w:val="22"/>
+          <w:szCs w:val="22"/>
+        </w:rPr>
+        <w:t>not</w:t>
+      </w:r>
+      <w:proofErr w:type="spellEnd"/>
+      <w:r>
+        <w:rPr>
+          <w:rFonts w:ascii="Arial" w:hAnsi="Arial" w:cs="Arial"/>
+          <w:sz w:val="22"/>
+          <w:szCs w:val="22"/>
+        </w:rPr>
+        <w:t xml:space="preserve"> </w:t>
+      </w:r>
+      <w:proofErr w:type="spellStart"/>
+      <w:r>
+        <w:rPr>
+          <w:rFonts w:ascii="Arial" w:hAnsi="Arial" w:cs="Arial"/>
+          <w:sz w:val="22"/>
+          <w:szCs w:val="22"/>
+        </w:rPr>
+        <w:t>null</w:t>
+      </w:r>
+      <w:proofErr w:type="spellEnd"/>
+      <w:r>
+        <w:rPr>
+          <w:rFonts w:ascii="Arial" w:hAnsi="Arial" w:cs="Arial"/>
+          <w:sz w:val="22"/>
+          <w:szCs w:val="22"/>
+        </w:rPr>
+        <w:t>,</w:t>
+      </w:r>
+    </w:p>
+    <w:p>
+      <w:pPr>
+        <w:spacing w:after="0"/>
+        <w:rPr>
+          <w:rFonts w:ascii="Arial" w:hAnsi="Arial" w:cs="Arial"/>
+          <w:sz w:val="22"/>
+          <w:szCs w:val="22"/>
+        </w:rPr>
+      </w:pPr>
+      <w:r>
+        <w:rPr>
+          <w:rFonts w:ascii="Arial" w:hAnsi="Arial" w:cs="Arial"/>
+          <w:sz w:val="22"/>
+          <w:szCs w:val="22"/>
+        </w:rPr>
+        <w:tab/>
+      </w:r>
+      <w:proofErr w:type="spellStart"/>
+      <w:r>
+        <w:rPr>
+          <w:rFonts w:ascii="Arial" w:hAnsi="Arial" w:cs="Arial"/>
+          <w:sz w:val="22"/>
+          <w:szCs w:val="22"/>
+        </w:rPr>
+        <w:t>primary</w:t>
+      </w:r>
+      <w:proofErr w:type="spellEnd"/>
+      <w:r>
+        <w:rPr>
+          <w:rFonts w:ascii="Arial" w:hAnsi="Arial" w:cs="Arial"/>
+          <w:sz w:val="22"/>
+          <w:szCs w:val="22"/>
+        </w:rPr>
+        <w:t xml:space="preserve"> </w:t>
+      </w:r>
+      <w:proofErr w:type="spellStart"/>
+      <w:r>
+        <w:rPr>
+          <w:rFonts w:ascii="Arial" w:hAnsi="Arial" w:cs="Arial"/>
+          <w:sz w:val="22"/>
+          <w:szCs w:val="22"/>
+        </w:rPr>
+        <w:t>key</w:t>
+      </w:r>
+      <w:proofErr w:type="spellEnd"/>
+      <w:r>
+        <w:rPr>
+          <w:rFonts w:ascii="Arial" w:hAnsi="Arial" w:cs="Arial"/>
+          <w:sz w:val="22"/>
+          <w:szCs w:val="22"/>
+        </w:rPr>
+        <w:t xml:space="preserve"> (</w:t>
+      </w:r>
+      <w:proofErr w:type="spellStart"/>
+      <w:r>
+        <w:rPr>
+          <w:rFonts w:ascii="Arial" w:hAnsi="Arial" w:cs="Arial"/>
+          <w:sz w:val="22"/>
+          <w:szCs w:val="22"/>
+        </w:rPr>
+        <w:t>id_disponibilidad</w:t>
+      </w:r>
+      <w:proofErr w:type="spellEnd"/>
+      <w:r>
+        <w:rPr>
+          <w:rFonts w:ascii="Arial" w:hAnsi="Arial" w:cs="Arial"/>
+          <w:sz w:val="22"/>
+          <w:szCs w:val="22"/>
+        </w:rPr>
+        <w:t>, usuario)</w:t>
+      </w:r>
+    </w:p>
+    <w:p>
+      <w:pPr>
+        <w:spacing w:after="0"/>
+        <w:rPr>
+          <w:rFonts w:ascii="Arial" w:hAnsi="Arial" w:cs="Arial"/>
+          <w:sz w:val="22"/>
+          <w:szCs w:val="22"/>
+        </w:rPr>
+      </w:pPr>
+      <w:r>
+        <w:rPr>
+          <w:rFonts w:ascii="Arial" w:hAnsi="Arial" w:cs="Arial"/>
+          <w:sz w:val="22"/>
+          <w:szCs w:val="22"/>
+        </w:rPr>
+        <w:t>);</w:t>
+      </w:r>
+    </w:p>
+    <w:p>
+      <w:pPr>
+        <w:spacing w:after="0"/>
+        <w:rPr>
+          <w:rFonts w:ascii="Arial" w:hAnsi="Arial" w:cs="Arial"/>
+          <w:sz w:val="22"/>
+          <w:szCs w:val="22"/>
+        </w:rPr>
+      </w:pPr>
+      <w:proofErr w:type="spellStart"/>
+      <w:r>
+        <w:rPr>
+          <w:rFonts w:ascii="Arial" w:hAnsi="Arial" w:cs="Arial"/>
+          <w:sz w:val="22"/>
+          <w:szCs w:val="22"/>
+        </w:rPr>
+        <w:t>create</w:t>
+      </w:r>
+      <w:proofErr w:type="spellEnd"/>
+      <w:r>
+        <w:rPr>
+          <w:rFonts w:ascii="Arial" w:hAnsi="Arial" w:cs="Arial"/>
+          <w:sz w:val="22"/>
+          <w:szCs w:val="22"/>
+        </w:rPr>
+        <w:t xml:space="preserve"> table </w:t>
+      </w:r>
+      <w:proofErr w:type="spellStart"/>
+      <w:r>
+        <w:rPr>
+          <w:rFonts w:ascii="Arial" w:hAnsi="Arial" w:cs="Arial"/>
+          <w:sz w:val="22"/>
+          <w:szCs w:val="22"/>
+        </w:rPr>
+        <w:t>tipos_disponibilidad</w:t>
+      </w:r>
+      <w:proofErr w:type="spellEnd"/>
+      <w:r>
+        <w:rPr>
+          <w:rFonts w:ascii="Arial" w:hAnsi="Arial" w:cs="Arial"/>
+          <w:sz w:val="22"/>
+          <w:szCs w:val="22"/>
+        </w:rPr>
+        <w:t>(</w:t>
+      </w:r>
+    </w:p>
+    <w:p>
+      <w:pPr>
+        <w:spacing w:after="0"/>
+        <w:rPr>
+          <w:rFonts w:ascii="Arial" w:hAnsi="Arial" w:cs="Arial"/>
+          <w:sz w:val="22"/>
+          <w:szCs w:val="22"/>
+        </w:rPr>
+      </w:pPr>
+      <w:r>
+        <w:rPr>
+          <w:rFonts w:ascii="Arial" w:hAnsi="Arial" w:cs="Arial"/>
+          <w:sz w:val="22"/>
+          <w:szCs w:val="22"/>
+        </w:rPr>
+        <w:tab/>
+      </w:r>
+      <w:proofErr w:type="spellStart"/>
+      <w:r>
+        <w:rPr>
+          <w:rFonts w:ascii="Arial" w:hAnsi="Arial" w:cs="Arial"/>
+          <w:sz w:val="22"/>
+          <w:szCs w:val="22"/>
+        </w:rPr>
+        <w:t>id_tipo</w:t>
+      </w:r>
+      <w:proofErr w:type="spellEnd"/>
+      <w:r>
+        <w:rPr>
+          <w:rFonts w:ascii="Arial" w:hAnsi="Arial" w:cs="Arial"/>
+          <w:sz w:val="22"/>
+          <w:szCs w:val="22"/>
+        </w:rPr>
+        <w:t xml:space="preserve"> SERIAL </w:t>
+      </w:r>
+      <w:proofErr w:type="spellStart"/>
+      <w:r>
+        <w:rPr>
+          <w:rFonts w:ascii="Arial" w:hAnsi="Arial" w:cs="Arial"/>
+          <w:sz w:val="22"/>
+          <w:szCs w:val="22"/>
+        </w:rPr>
+        <w:t>primary</w:t>
+      </w:r>
+      <w:proofErr w:type="spellEnd"/>
+      <w:r>
+        <w:rPr>
+          <w:rFonts w:ascii="Arial" w:hAnsi="Arial" w:cs="Arial"/>
+          <w:sz w:val="22"/>
+          <w:szCs w:val="22"/>
+        </w:rPr>
+        <w:t xml:space="preserve"> </w:t>
+      </w:r>
+      <w:proofErr w:type="spellStart"/>
+      <w:r>
+        <w:rPr>
+          <w:rFonts w:ascii="Arial" w:hAnsi="Arial" w:cs="Arial"/>
+          <w:sz w:val="22"/>
+          <w:szCs w:val="22"/>
+        </w:rPr>
+        <w:t>key</w:t>
+      </w:r>
+      <w:proofErr w:type="spellEnd"/>
+      <w:r>
+        <w:rPr>
+          <w:rFonts w:ascii="Arial" w:hAnsi="Arial" w:cs="Arial"/>
+          <w:sz w:val="22"/>
+          <w:szCs w:val="22"/>
+        </w:rPr>
+        <w:t>,</w:t>
+      </w:r>
+    </w:p>
+    <w:p>
+      <w:pPr>
+        <w:spacing w:after="0"/>
+        <w:rPr>
+          <w:rFonts w:ascii="Arial" w:hAnsi="Arial" w:cs="Arial"/>
+          <w:sz w:val="22"/>
+          <w:szCs w:val="22"/>
+        </w:rPr>
+      </w:pPr>
+      <w:r>
+        <w:rPr>
+          <w:rFonts w:ascii="Arial" w:hAnsi="Arial" w:cs="Arial"/>
+          <w:sz w:val="22"/>
+          <w:szCs w:val="22"/>
+        </w:rPr>
+        <w:tab/>
+        <w:t xml:space="preserve">nombre VARCHAR(13) </w:t>
+      </w:r>
+      <w:proofErr w:type="spellStart"/>
+      <w:r>
+        <w:rPr>
+          <w:rFonts w:ascii="Arial" w:hAnsi="Arial" w:cs="Arial"/>
+          <w:sz w:val="22"/>
+          <w:szCs w:val="22"/>
+        </w:rPr>
+        <w:t>not</w:t>
+      </w:r>
+      <w:proofErr w:type="spellEnd"/>
+      <w:r>
+        <w:rPr>
+          <w:rFonts w:ascii="Arial" w:hAnsi="Arial" w:cs="Arial"/>
+          <w:sz w:val="22"/>
+          <w:szCs w:val="22"/>
+        </w:rPr>
+        <w:t xml:space="preserve"> </w:t>
+      </w:r>
+      <w:proofErr w:type="spellStart"/>
+      <w:r>
+        <w:rPr>
+          <w:rFonts w:ascii="Arial" w:hAnsi="Arial" w:cs="Arial"/>
+          <w:sz w:val="22"/>
+          <w:szCs w:val="22"/>
+        </w:rPr>
+        <w:t>null</w:t>
+      </w:r>
+      <w:proofErr w:type="spellEnd"/>
+    </w:p>
+    <w:p>
+      <w:pPr>
+        <w:spacing w:after="0"/>
+        <w:rPr>
+          <w:rFonts w:ascii="Arial" w:hAnsi="Arial" w:cs="Arial"/>
+          <w:sz w:val="22"/>
+          <w:szCs w:val="22"/>
+        </w:rPr>
+      </w:pPr>
+      <w:r>
+        <w:rPr>
+          <w:rFonts w:ascii="Arial" w:hAnsi="Arial" w:cs="Arial"/>
+          <w:sz w:val="22"/>
+          <w:szCs w:val="22"/>
+        </w:rPr>
+        <w:t>);</w:t>
+      </w:r>
+    </w:p>
+    <w:p>
+      <w:pPr>
+        <w:spacing w:after="0"/>
+        <w:rPr>
+          <w:rFonts w:ascii="Arial" w:hAnsi="Arial" w:cs="Arial"/>
+          <w:sz w:val="22"/>
+          <w:szCs w:val="22"/>
+        </w:rPr>
+      </w:pPr>
+    </w:p>
+    <w:p>
+      <w:pPr>
+        <w:spacing w:after="0"/>
+        <w:rPr>
+          <w:rFonts w:ascii="Arial" w:hAnsi="Arial" w:cs="Arial"/>
+          <w:sz w:val="22"/>
+          <w:szCs w:val="22"/>
+        </w:rPr>
+      </w:pPr>
+      <w:r>
+        <w:rPr>
+          <w:rFonts w:ascii="Arial" w:hAnsi="Arial" w:cs="Arial"/>
+          <w:sz w:val="22"/>
+          <w:szCs w:val="22"/>
+        </w:rPr>
+        <w:t xml:space="preserve">CREATE OR REPLACE FUNCTION </w:t>
+      </w:r>
+      <w:proofErr w:type="spellStart"/>
+      <w:r>
+        <w:rPr>
+          <w:rFonts w:ascii="Arial" w:hAnsi="Arial" w:cs="Arial"/>
+          <w:sz w:val="22"/>
+          <w:szCs w:val="22"/>
+        </w:rPr>
+        <w:t>evitar_disponibilidad_repetida</w:t>
+      </w:r>
+      <w:proofErr w:type="spellEnd"/>
+      <w:r>
+        <w:rPr>
+          <w:rFonts w:ascii="Arial" w:hAnsi="Arial" w:cs="Arial"/>
+          <w:sz w:val="22"/>
+          <w:szCs w:val="22"/>
+        </w:rPr>
+        <w:t>()</w:t>
+      </w:r>
+    </w:p>
+    <w:p>
+      <w:pPr>
+        <w:spacing w:after="0"/>
+        <w:rPr>
+          <w:rFonts w:ascii="Arial" w:hAnsi="Arial" w:cs="Arial"/>
+          <w:sz w:val="22"/>
+          <w:szCs w:val="22"/>
+        </w:rPr>
+      </w:pPr>
+      <w:r>
+        <w:rPr>
+          <w:rFonts w:ascii="Arial" w:hAnsi="Arial" w:cs="Arial"/>
+          <w:sz w:val="22"/>
+          <w:szCs w:val="22"/>
+        </w:rPr>
+        <w:t>RETURNS TRIGGER AS $$</w:t>
+      </w:r>
+    </w:p>
+    <w:p>
+      <w:pPr>
+        <w:spacing w:after="0"/>
+        <w:rPr>
+          <w:rFonts w:ascii="Arial" w:hAnsi="Arial" w:cs="Arial"/>
+          <w:sz w:val="22"/>
+          <w:szCs w:val="22"/>
+        </w:rPr>
+      </w:pPr>
+      <w:r>
+        <w:rPr>
+          <w:rFonts w:ascii="Arial" w:hAnsi="Arial" w:cs="Arial"/>
+          <w:sz w:val="22"/>
+          <w:szCs w:val="22"/>
+        </w:rPr>
+        <w:t>BEGIN</w:t>
+      </w:r>
+    </w:p>
+    <w:p>
+      <w:pPr>
+        <w:spacing w:after="0"/>
+        <w:rPr>
+          <w:rFonts w:ascii="Arial" w:hAnsi="Arial" w:cs="Arial"/>
+          <w:sz w:val="22"/>
+          <w:szCs w:val="22"/>
+        </w:rPr>
+      </w:pPr>
+      <w:r>
+        <w:rPr>
+          <w:rFonts w:ascii="Arial" w:hAnsi="Arial" w:cs="Arial"/>
+          <w:sz w:val="22"/>
+          <w:szCs w:val="22"/>
+        </w:rPr>
+        <w:t xml:space="preserve">    IF </w:t>
+      </w:r>
+    </w:p>
+    <w:p>
+      <w:pPr>
+        <w:spacing w:after="0"/>
+        <w:rPr>
+          <w:rFonts w:ascii="Arial" w:hAnsi="Arial" w:cs="Arial"/>
+          <w:sz w:val="22"/>
+          <w:szCs w:val="22"/>
+        </w:rPr>
+      </w:pPr>
+      <w:r>
+        <w:rPr>
+          <w:rFonts w:ascii="Arial" w:hAnsi="Arial" w:cs="Arial"/>
+          <w:sz w:val="22"/>
+          <w:szCs w:val="22"/>
+        </w:rPr>
+        <w:tab/>
+        <w:t>(</w:t>
+      </w:r>
+    </w:p>
+    <w:p>
+      <w:pPr>
+        <w:spacing w:after="0"/>
+        <w:rPr>
+          <w:rFonts w:ascii="Arial" w:hAnsi="Arial" w:cs="Arial"/>
+          <w:sz w:val="22"/>
+          <w:szCs w:val="22"/>
+        </w:rPr>
+      </w:pPr>
+      <w:r>
+        <w:rPr>
+          <w:rFonts w:ascii="Arial" w:hAnsi="Arial" w:cs="Arial"/>
+          <w:sz w:val="22"/>
+          <w:szCs w:val="22"/>
+        </w:rPr>
+        <w:tab/>
+        <w:t xml:space="preserve">    SELECT COUNT(*) FROM disponibilidades, </w:t>
+      </w:r>
+      <w:proofErr w:type="spellStart"/>
+      <w:r>
+        <w:rPr>
+          <w:rFonts w:ascii="Arial" w:hAnsi="Arial" w:cs="Arial"/>
+          <w:sz w:val="22"/>
+          <w:szCs w:val="22"/>
+        </w:rPr>
+        <w:t>tipos_disponibilidad</w:t>
+      </w:r>
+      <w:proofErr w:type="spellEnd"/>
+      <w:r>
+        <w:rPr>
+          <w:rFonts w:ascii="Arial" w:hAnsi="Arial" w:cs="Arial"/>
+          <w:sz w:val="22"/>
+          <w:szCs w:val="22"/>
+        </w:rPr>
+        <w:t xml:space="preserve"> </w:t>
+      </w:r>
+    </w:p>
+    <w:p>
+      <w:pPr>
+        <w:spacing w:after="0"/>
+        <w:rPr>
+          <w:rFonts w:ascii="Arial" w:hAnsi="Arial" w:cs="Arial"/>
+          <w:sz w:val="22"/>
+          <w:szCs w:val="22"/>
+        </w:rPr>
+      </w:pPr>
+      <w:r>
+        <w:rPr>
+          <w:rFonts w:ascii="Arial" w:hAnsi="Arial" w:cs="Arial"/>
+          <w:sz w:val="22"/>
+          <w:szCs w:val="22"/>
+        </w:rPr>
+        <w:tab/>
+        <w:t xml:space="preserve">    WHERE estado != 1</w:t>
+      </w:r>
+    </w:p>
+    <w:p>
+      <w:pPr>
+        <w:spacing w:after="0"/>
+        <w:rPr>
+          <w:rFonts w:ascii="Arial" w:hAnsi="Arial" w:cs="Arial"/>
+          <w:sz w:val="22"/>
+          <w:szCs w:val="22"/>
+        </w:rPr>
+      </w:pPr>
+      <w:r>
+        <w:rPr>
+          <w:rFonts w:ascii="Arial" w:hAnsi="Arial" w:cs="Arial"/>
+          <w:sz w:val="22"/>
+          <w:szCs w:val="22"/>
+        </w:rPr>
+        <w:tab/>
+        <w:t xml:space="preserve">    AND </w:t>
+      </w:r>
+      <w:proofErr w:type="spellStart"/>
+      <w:r>
+        <w:rPr>
+          <w:rFonts w:ascii="Arial" w:hAnsi="Arial" w:cs="Arial"/>
+          <w:sz w:val="22"/>
+          <w:szCs w:val="22"/>
+        </w:rPr>
+        <w:t>fecha_inicio</w:t>
+      </w:r>
+      <w:proofErr w:type="spellEnd"/>
+      <w:r>
+        <w:rPr>
+          <w:rFonts w:ascii="Arial" w:hAnsi="Arial" w:cs="Arial"/>
+          <w:sz w:val="22"/>
+          <w:szCs w:val="22"/>
+        </w:rPr>
+        <w:t xml:space="preserve"> &lt;= </w:t>
+      </w:r>
+      <w:proofErr w:type="spellStart"/>
+      <w:r>
+        <w:rPr>
+          <w:rFonts w:ascii="Arial" w:hAnsi="Arial" w:cs="Arial"/>
+          <w:sz w:val="22"/>
+          <w:szCs w:val="22"/>
+        </w:rPr>
+        <w:t>new.fecha_fin</w:t>
+      </w:r>
+      <w:proofErr w:type="spellEnd"/>
+    </w:p>
+    <w:p>
+      <w:pPr>
+        <w:spacing w:after="0"/>
+        <w:rPr>
+          <w:rFonts w:ascii="Arial" w:hAnsi="Arial" w:cs="Arial"/>
+          <w:sz w:val="22"/>
+          <w:szCs w:val="22"/>
+        </w:rPr>
+      </w:pPr>
+      <w:r>
+        <w:rPr>
+          <w:rFonts w:ascii="Arial" w:hAnsi="Arial" w:cs="Arial"/>
+          <w:sz w:val="22"/>
+          <w:szCs w:val="22"/>
+        </w:rPr>
+        <w:tab/>
+        <w:t xml:space="preserve">    AND </w:t>
+      </w:r>
+      <w:proofErr w:type="spellStart"/>
+      <w:r>
+        <w:rPr>
+          <w:rFonts w:ascii="Arial" w:hAnsi="Arial" w:cs="Arial"/>
+          <w:sz w:val="22"/>
+          <w:szCs w:val="22"/>
+        </w:rPr>
+        <w:t>fecha_fin</w:t>
+      </w:r>
+      <w:proofErr w:type="spellEnd"/>
+      <w:r>
+        <w:rPr>
+          <w:rFonts w:ascii="Arial" w:hAnsi="Arial" w:cs="Arial"/>
+          <w:sz w:val="22"/>
+          <w:szCs w:val="22"/>
+        </w:rPr>
+        <w:t xml:space="preserve"> &gt;= </w:t>
+      </w:r>
+      <w:proofErr w:type="spellStart"/>
+      <w:r>
+        <w:rPr>
+          <w:rFonts w:ascii="Arial" w:hAnsi="Arial" w:cs="Arial"/>
+          <w:sz w:val="22"/>
+          <w:szCs w:val="22"/>
+        </w:rPr>
+        <w:t>new.fecha_inicio</w:t>
+      </w:r>
+      <w:proofErr w:type="spellEnd"/>
+    </w:p>
+    <w:p>
+      <w:pPr>
+        <w:spacing w:after="0"/>
+        <w:rPr>
+          <w:rFonts w:ascii="Arial" w:hAnsi="Arial" w:cs="Arial"/>
+          <w:sz w:val="22"/>
+          <w:szCs w:val="22"/>
+        </w:rPr>
+      </w:pPr>
+      <w:r>
+        <w:rPr>
+          <w:rFonts w:ascii="Arial" w:hAnsi="Arial" w:cs="Arial"/>
+          <w:sz w:val="22"/>
+          <w:szCs w:val="22"/>
+        </w:rPr>
+        <w:tab/>
+        <w:t>) &gt; 0</w:t>
+      </w:r>
+    </w:p>
+    <w:p>
+      <w:pPr>
+        <w:spacing w:after="0"/>
+        <w:rPr>
+          <w:rFonts w:ascii="Arial" w:hAnsi="Arial" w:cs="Arial"/>
+          <w:sz w:val="22"/>
+          <w:szCs w:val="22"/>
+        </w:rPr>
+      </w:pPr>
+      <w:r>
+        <w:rPr>
+          <w:rFonts w:ascii="Arial" w:hAnsi="Arial" w:cs="Arial"/>
+          <w:sz w:val="22"/>
+          <w:szCs w:val="22"/>
+        </w:rPr>
+        <w:tab/>
+        <w:t>THEN</w:t>
+      </w:r>
+    </w:p>
+    <w:p>
+      <w:pPr>
+        <w:spacing w:after="0"/>
+        <w:rPr>
+          <w:rFonts w:ascii="Arial" w:hAnsi="Arial" w:cs="Arial"/>
+          <w:sz w:val="22"/>
+          <w:szCs w:val="22"/>
+        </w:rPr>
+      </w:pPr>
+      <w:r>
+        <w:rPr>
+          <w:rFonts w:ascii="Arial" w:hAnsi="Arial" w:cs="Arial"/>
+          <w:sz w:val="22"/>
+          <w:szCs w:val="22"/>
+        </w:rPr>
+        <w:t xml:space="preserve">        RAISE EXCEPTION 'Este horario no se encuentra disponible';</w:t>
+      </w:r>
+    </w:p>
+    <w:p>
+      <w:pPr>
+        <w:spacing w:after="0"/>
+        <w:rPr>
+          <w:rFonts w:ascii="Arial" w:hAnsi="Arial" w:cs="Arial"/>
+          <w:sz w:val="22"/>
+          <w:szCs w:val="22"/>
+        </w:rPr>
+      </w:pPr>
+      <w:r>
+        <w:rPr>
+          <w:rFonts w:ascii="Arial" w:hAnsi="Arial" w:cs="Arial"/>
+          <w:sz w:val="22"/>
+          <w:szCs w:val="22"/>
+        </w:rPr>
+        <w:t xml:space="preserve">    END IF;</w:t>
+      </w:r>
+    </w:p>
+    <w:p>
+      <w:pPr>
+        <w:spacing w:after="0"/>
+        <w:rPr>
+          <w:rFonts w:ascii="Arial" w:hAnsi="Arial" w:cs="Arial"/>
+          <w:sz w:val="22"/>
+          <w:szCs w:val="22"/>
+        </w:rPr>
+      </w:pPr>
+      <w:r>
+        <w:rPr>
+          <w:rFonts w:ascii="Arial" w:hAnsi="Arial" w:cs="Arial"/>
+          <w:sz w:val="22"/>
+          <w:szCs w:val="22"/>
+        </w:rPr>
+        <w:t xml:space="preserve">    RETURN NEW;</w:t>
+      </w:r>
+    </w:p>
+    <w:p>
+      <w:pPr>
+        <w:spacing w:after="0"/>
+        <w:rPr>
+          <w:rFonts w:ascii="Arial" w:hAnsi="Arial" w:cs="Arial"/>
+          <w:sz w:val="22"/>
+          <w:szCs w:val="22"/>
+        </w:rPr>
+      </w:pPr>
+      <w:r>
+        <w:rPr>
+          <w:rFonts w:ascii="Arial" w:hAnsi="Arial" w:cs="Arial"/>
+          <w:sz w:val="22"/>
+          <w:szCs w:val="22"/>
+        </w:rPr>
+        <w:t>END;</w:t>
+      </w:r>
+    </w:p>
+    <w:p>
+      <w:pPr>
+        <w:spacing w:after="0"/>
+        <w:rPr>
+          <w:rFonts w:ascii="Arial" w:hAnsi="Arial" w:cs="Arial"/>
+          <w:sz w:val="22"/>
+          <w:szCs w:val="22"/>
+        </w:rPr>
+      </w:pPr>
+      <w:r>
+        <w:rPr>
+          <w:rFonts w:ascii="Arial" w:hAnsi="Arial" w:cs="Arial"/>
+          <w:sz w:val="22"/>
+          <w:szCs w:val="22"/>
+        </w:rPr>
+        <w:t xml:space="preserve">$$ LANGUAGE </w:t>
+      </w:r>
+      <w:proofErr w:type="spellStart"/>
+      <w:r>
+        <w:rPr>
+          <w:rFonts w:ascii="Arial" w:hAnsi="Arial" w:cs="Arial"/>
+          <w:sz w:val="22"/>
+          <w:szCs w:val="22"/>
+        </w:rPr>
+        <w:t>plpgsql</w:t>
+      </w:r>
+      <w:proofErr w:type="spellEnd"/>
+      <w:r>
+        <w:rPr>
+          <w:rFonts w:ascii="Arial" w:hAnsi="Arial" w:cs="Arial"/>
+          <w:sz w:val="22"/>
+          <w:szCs w:val="22"/>
+        </w:rPr>
+        <w:t>;</w:t>
+      </w:r>
+    </w:p>
+    <w:p>
+      <w:pPr>
+        <w:spacing w:after="0"/>
+        <w:rPr>
+          <w:rFonts w:ascii="Arial" w:hAnsi="Arial" w:cs="Arial"/>
+          <w:sz w:val="22"/>
+          <w:szCs w:val="22"/>
+        </w:rPr>
+      </w:pPr>
+    </w:p>
+    <w:p>
+      <w:pPr>
+        <w:spacing w:after="0"/>
+        <w:rPr>
+          <w:rFonts w:ascii="Arial" w:hAnsi="Arial" w:cs="Arial"/>
+          <w:sz w:val="22"/>
+          <w:szCs w:val="22"/>
+        </w:rPr>
+      </w:pPr>
+      <w:r>
+        <w:rPr>
+          <w:rFonts w:ascii="Arial" w:hAnsi="Arial" w:cs="Arial"/>
+          <w:sz w:val="22"/>
+          <w:szCs w:val="22"/>
+        </w:rPr>
+        <w:t xml:space="preserve">CREATE TRIGGER </w:t>
+      </w:r>
+      <w:proofErr w:type="spellStart"/>
+      <w:r>
+        <w:rPr>
+          <w:rFonts w:ascii="Arial" w:hAnsi="Arial" w:cs="Arial"/>
+          <w:sz w:val="22"/>
+          <w:szCs w:val="22"/>
+        </w:rPr>
+        <w:t>trg_evitar_disponibilidad_repetida</w:t>
+      </w:r>
+      <w:proofErr w:type="spellEnd"/>
+    </w:p>
+    <w:p>
+      <w:pPr>
+        <w:spacing w:after="0"/>
+        <w:rPr>
+          <w:rFonts w:ascii="Arial" w:hAnsi="Arial" w:cs="Arial"/>
+          <w:sz w:val="22"/>
+          <w:szCs w:val="22"/>
+        </w:rPr>
+      </w:pPr>
+      <w:r>
+        <w:rPr>
+          <w:rFonts w:ascii="Arial" w:hAnsi="Arial" w:cs="Arial"/>
+          <w:sz w:val="22"/>
+          <w:szCs w:val="22"/>
+        </w:rPr>
+        <w:t>BEFORE INSERT ON disponibilidades</w:t>
+      </w:r>
+    </w:p>
+    <w:p>
+      <w:pPr>
+        <w:spacing w:after="0"/>
+        <w:rPr>
+          <w:rFonts w:ascii="Arial" w:hAnsi="Arial" w:cs="Arial"/>
+          <w:sz w:val="22"/>
+          <w:szCs w:val="22"/>
+          <w:u w:val="single"/>
+        </w:rPr>
+      </w:pPr>
+      <w:r>
+        <w:rPr>
+          <w:rFonts w:ascii="Arial" w:hAnsi="Arial" w:cs="Arial"/>
+          <w:sz w:val="22"/>
+          <w:szCs w:val="22"/>
+        </w:rPr>
+        <w:t xml:space="preserve">FOR EACH ROW EXECUTE FUNCTION </w:t>
+      </w:r>
+      <w:proofErr w:type="spellStart"/>
+      <w:r>
+        <w:rPr>
+          <w:rFonts w:ascii="Arial" w:hAnsi="Arial" w:cs="Arial"/>
+          <w:sz w:val="22"/>
+          <w:szCs w:val="22"/>
+        </w:rPr>
+        <w:t>evitar_disponibilidad_repetida</w:t>
+      </w:r>
+      <w:proofErr w:type="spellEnd"/>
+      <w:r>
+        <w:rPr>
+          <w:rFonts w:ascii="Arial" w:hAnsi="Arial" w:cs="Arial"/>
+          <w:sz w:val="22"/>
+          <w:szCs w:val="22"/>
+        </w:rPr>
+        <w:t>();</w:t>
       </w:r>
     </w:p>
     <w:sectPr>
@@ -5282,7 +7276,7 @@
   <w:abstractNum w:abstractNumId="0" w15:restartNumberingAfterBreak="0">
     <w:nsid w:val="7D3F2931"/>
     <w:multiLevelType w:val="hybridMultilevel"/>
-    <w:tmpl w:val="EA485154"/>
+    <w:tmpl w:val="AD981A86"/>
     <w:lvl w:ilvl="0" w:tplc="140A0001">
       <w:start w:val="1"/>
       <w:numFmt w:val="bullet"/>
@@ -5798,7 +7792,7 @@
   <w:style w:type="paragraph" w:default="1" w:styleId="Normal">
     <w:name w:val="Normal"/>
     <w:qFormat/>
-    <w:rsid w:val="00293799"/>
+    <w:rsid w:val="00C24B45"/>
   </w:style>
   <w:style w:type="paragraph" w:styleId="Ttulo1">
     <w:name w:val="heading 1"/>
@@ -6002,7 +7996,6 @@
   <w:style w:type="character" w:default="1" w:styleId="Fuentedeprrafopredeter">
     <w:name w:val="Default Paragraph Font"/>
     <w:uiPriority w:val="1"/>
-    <w:semiHidden/>
     <w:unhideWhenUsed/>
   </w:style>
   <w:style w:type="table" w:default="1" w:styleId="Tablanormal">
